--- a/proba-legal/rekvizity.docx
+++ b/proba-legal/rekvizity.docx
@@ -268,6 +268,32 @@
               <w:jc w:val="left"/>
             </w:pPr>
             <w:r>
+              <w:t xml:space="preserve">Система налогообложения</w:t>
+            </w:r>
+          </w:p>
+        </w:tc>
+        <w:tc>
+          <w:tcPr/>
+          <w:p>
+            <w:pPr>
+              <w:pStyle w:val="Compact"/>
+              <w:jc w:val="left"/>
+            </w:pPr>
+            <w:r>
+              <w:t xml:space="preserve">УСН «доходы минус расходы»; НДС не облагается (п. 1 ст. 145 НК РФ)</w:t>
+            </w:r>
+          </w:p>
+        </w:tc>
+      </w:tr>
+      <w:tr>
+        <w:tc>
+          <w:tcPr/>
+          <w:p>
+            <w:pPr>
+              <w:pStyle w:val="Compact"/>
+              <w:jc w:val="left"/>
+            </w:pPr>
+            <w:r>
               <w:t xml:space="preserve">Расчётный счёт</w:t>
             </w:r>
           </w:p>
@@ -492,7 +518,7 @@
                 <w:rPr>
                   <w:rStyle w:val="Hyperlink"/>
                 </w:rPr>
-                <w:t xml:space="preserve">I.koptelin@yandex.ru</w:t>
+                <w:t xml:space="preserve">i.koptelin@proba-lab.ru</w:t>
               </w:r>
             </w:hyperlink>
           </w:p>

--- a/proba-legal/rekvizity.docx
+++ b/proba-legal/rekvizity.docx
@@ -488,7 +488,7 @@
               <w:jc w:val="left"/>
             </w:pPr>
             <w:r>
-              <w:t xml:space="preserve">+7 999 466-22-79</w:t>
+              <w:t xml:space="preserve">+7 981 100-28-48</w:t>
             </w:r>
           </w:p>
         </w:tc>
